--- a/Entrega_Fase3_Grupo14/_Referencia/rol4/04_BORRADOR_INFORME_6.2_10.docx
+++ b/Entrega_Fase3_Grupo14/_Referencia/rol4/04_BORRADOR_INFORME_6.2_10.docx
@@ -29,6 +29,11 @@
     </w:p>
     <w:p>
       <w:r>
+        <w:t>Nota del 23-10 (instancia real): los precios son con IVA incluido; la historia da Q 14,679.50 con IVA y Q 13,106.67 sin IVA, con margen Q 3,781.67. La base ya tiene 50 pedidos: 45 de la historia y 5 de la Fase 2. Al corte, Odoo reporta CAS-005 y ELE-002 bajo el mínimo. Al capturar, usar los números de Odoo y explicar la diferencia con el plan.</w:t>
+      </w:r>
+    </w:p>
+    <w:p>
+      <w:r>
         <w:rPr>
           <w:i/>
           <w:color w:val="666666"/>
@@ -52,12 +57,12 @@
     </w:p>
     <w:p>
       <w:r>
-        <w:t>El primer paso ocurrió en el sitio. Mónica llenó el formulario de Contáctanos y pidió cotización por la chaqueta CAS-005 y las rodilleras CAS-006. El lead apareció en CRM › Pipeline con el origen Sitio web y los datos del formulario. Desde la oportunidad se creó la cotización por Q 860.00 sin impuestos; el correo con el enlace al portal salió por Mailpit. El cliente abrió el enlace, aceptó y pagó con el proveedor de prueba. El pedido quedó confirmado en Ventas, la entrega se validó en Inventario y la factura quedó pagada en Facturación.</w:t>
+        <w:t>El primer paso ocurrió en el sitio. Mónica llenó el formulario de Contáctanos y pidió cotización por la chaqueta CAS-005 y las rodilleras CAS-006. El lead apareció en CRM con los datos del formulario. En esta instancia el campo Origen quedó vacío; se anota como límite de la configuración. Desde la oportunidad se creó la cotización por Q 860.00 con IVA incluido; el correo con el enlace al portal salió por Mailpit. El cliente abrió el enlace, aceptó y pagó por transferencia; el pago se registró en la factura. El pedido quedó confirmado en Ventas, la entrega se validó en Inventario y la factura quedó pagada en Facturación.</w:t>
       </w:r>
     </w:p>
     <w:p>
       <w:r>
-        <w:t>WEB-11 repitió el flujo con un cliente de empresa y con la tarifa Talleres B2B: LUB-004 ×6 y LUB-007 ×3, Q 364.50. Lo que demuestra el ejercicio es la trazabilidad: el lead, la oportunidad, la cotización y el pedido comparten el mismo cliente, y la entrega y la factura se generan desde ese pedido. No hay una exportación ni un conector entre el sitio y el CRM; hay una sola base de datos y un solo registro que avanza de etapa.</w:t>
+        <w:t>WEB-11 repitió el flujo con un cliente de empresa y con la tarifa Talleres B2B: LUB-004 ×6 y LUB-007 ×3, Q 364.50 con IVA incluido. Lo que demuestra el ejercicio es la trazabilidad: el lead, la oportunidad, la cotización y el pedido comparten el mismo cliente, y la entrega y la factura se generan desde ese pedido. No hay una exportación ni un conector entre el sitio y el CRM; hay una sola base de datos y un solo registro que avanza de etapa.</w:t>
       </w:r>
     </w:p>
     <w:tbl>
@@ -135,7 +140,7 @@
                 <w:b/>
                 <w:sz w:val="19"/>
               </w:rPr>
-              <w:t>Total sin impuestos</w:t>
+              <w:t>Total (IVA incluido)</w:t>
             </w:r>
           </w:p>
         </w:tc>
@@ -234,12 +239,8 @@
             <w:tcW w:type="dxa" w:w="1134"/>
           </w:tcPr>
           <w:p>
-            <w:r/>
             <w:r>
-              <w:rPr>
-                <w:sz w:val="19"/>
-              </w:rPr>
-              <w:t>[Nº]</w:t>
+              <w:t>INV/2026/00054</w:t>
             </w:r>
           </w:p>
         </w:tc>
@@ -248,12 +249,8 @@
             <w:tcW w:type="dxa" w:w="1134"/>
           </w:tcPr>
           <w:p>
-            <w:r/>
             <w:r>
-              <w:rPr>
-                <w:sz w:val="19"/>
-              </w:rPr>
-              <w:t>[Nº]</w:t>
+              <w:t>RMT/OUT/00053</w:t>
             </w:r>
           </w:p>
         </w:tc>
@@ -320,12 +317,8 @@
             <w:tcW w:type="dxa" w:w="1134"/>
           </w:tcPr>
           <w:p>
-            <w:r/>
             <w:r>
-              <w:rPr>
-                <w:sz w:val="19"/>
-              </w:rPr>
-              <w:t>[Nº]</w:t>
+              <w:t>INV/2026/00056</w:t>
             </w:r>
           </w:p>
         </w:tc>
@@ -334,12 +327,8 @@
             <w:tcW w:type="dxa" w:w="1134"/>
           </w:tcPr>
           <w:p>
-            <w:r/>
             <w:r>
-              <w:rPr>
-                <w:sz w:val="19"/>
-              </w:rPr>
-              <w:t>[Nº]</w:t>
+              <w:t>RMT/OUT/00054</w:t>
             </w:r>
           </w:p>
         </w:tc>
@@ -490,7 +479,7 @@
     </w:p>
     <w:p>
       <w:r>
-        <w:t>El plan preveía cuatro productos bajo el mínimo: CAS-005, ELE-002, FRE-004 y LUB-001. La tabla muestra el mínimo, la existencia y la cantidad a pedir. Si Odoo muestra otro número, la causa más probable es una entrega sin validar o P00004 sin recibir; se explica en el texto, no se ajusta la tabla a mano. Al cierre, Odoo mostró [COMPLETAR: lista].</w:t>
+        <w:t>El plan preveía cuatro productos bajo el mínimo: CAS-005, ELE-002, FRE-004 y LUB-001. Al corte, Odoo reporta CAS-005 (1/2) y ELE-002 (12/30); el plan preveía cuatro. La tabla muestra el mínimo, la existencia y la cantidad a pedir. Si Odoo muestra otro número, la causa puede ser una entrega sin validar o que los mínimos configurados difieren del plan; se explica en el texto, no se ajusta la tabla a mano. Al cierre, Odoo mostró [COMPLETAR: lista].</w:t>
       </w:r>
     </w:p>
     <w:p>
@@ -527,7 +516,7 @@
     </w:p>
     <w:p>
       <w:r>
-        <w:t>El plan preveía 56 pedidos y Q 19,111.00. La serie debe mostrar la historia simulada del 05 al 20 de octubre como una línea continua y los pedidos del sitio del 21 al 23 como la cola reciente. Sin la historia, la gráfica tendría tres puntos. La historia está declarada como simulada en el alcance del informe. Al cierre, Odoo mostró [COMPLETAR: pedidos] y [COMPLETAR: Q]. Si la línea se ve en un solo día, el problema es la fecha de los pedidos de la historia: hay que revisar date_order antes de capturar.</w:t>
+        <w:t>El plan preveía 56 pedidos y Q 19,111.00 con IVA incluido (la historia sin IVA es Q 13,106.67). La serie debe mostrar la historia simulada del 05 al 20 de octubre como una línea continua y los pedidos del sitio del 21 al 23 como la cola reciente. Sin la historia, la gráfica tendría tres puntos. La historia está declarada como simulada en el alcance del informe. Al cierre, Odoo mostró [COMPLETAR: pedidos] y [COMPLETAR: Q]. Si el informe incluye los 5 pedidos de la Fase 2, el conteo y el total son mayores; decirlo. Si la línea se ve en un solo día, el problema es la fecha de los pedidos de la historia: hay que revisar date_order antes de capturar.</w:t>
       </w:r>
     </w:p>
     <w:p>
@@ -564,7 +553,7 @@
     </w:p>
     <w:p>
       <w:r>
-        <w:t>El plan preveía LUB-001 (45), LUB-004 (21), ELE-007 (13), FRE-001 (12) y ELE-003 (11); entre los cinco, 102 de 179 unidades (57 %). El top 5 se lee por cantidad, no por dinero: un aceite económico puede vender más unidades que un casco caro y no ser el que más ingreso deja. Al cierre, Odoo mostró [COMPLETAR: cinco códigos y cantidades].</w:t>
+        <w:t>El plan preveía LUB-001 (45), LUB-004 (21), ELE-007 (13), FRE-001 (12) y ELE-003 (11); la historia sola da LUB-001 (37), LUB-004 (13), ELE-007 (13), ELE-003 (10) y FRE-001 (8); con los pedidos del sitio cambia. Entre los cinco, 102 de 179 unidades (57 %). El top 5 se lee por cantidad, no por dinero: un aceite económico puede vender más unidades que un casco caro y no ser el que más ingreso deja. Al cierre, Odoo mostró [COMPLETAR: cinco códigos y cantidades].</w:t>
       </w:r>
     </w:p>
     <w:p>
@@ -601,7 +590,7 @@
     </w:p>
     <w:p>
       <w:r>
-        <w:t>El plan preveía Q 14,679.50 en ventas directas (WhatsApp y teléfono) y Q 4,431.50 en el sitio, para un total de Q 19,111.00. El canal directo concentra el 76.8 % y el sitio el 23.2 %. El margen se lee de la medida Margen; no se planificó una meta de margen, así que se reporta el valor y el porcentaje. Al cierre, Odoo mostró [COMPLETAR: total y margen por canal]. Si WEB-09 y WEB-11 no están en el equipo del sitio, el reparto por canal queda mal: hay que asignarles ese equipo antes de capturar.</w:t>
+        <w:t>El plan preveía Q 14,679.50 en ventas directas (WhatsApp y teléfono) y Q 4,431.50 en el sitio, para un total de Q 19,111.00 con IVA incluido; la historia sin IVA es Q 13,106.67 y su margen Q 3,781.67. Odoo, por omisión, muestra sin IVA: decir cuál se usa. Si hay 5 pedidos de la Fase 2, el canal directo los incluye. Según el plan, el canal directo concentraba el 76.8 % y el sitio el 23.2 %; con los 5 pedidos de la Fase 2 el reparto cambia. El margen se lee de la medida Margen; no se planificó una meta de margen, así que se reporta el valor y el porcentaje. Al cierre, Odoo mostró [COMPLETAR: total y margen por canal]. Si WEB-09 y WEB-11 no están en el equipo del sitio, el reparto por canal queda mal: hay que asignarles ese equipo antes de capturar.</w:t>
       </w:r>
     </w:p>
     <w:p>
@@ -873,12 +862,8 @@
             <w:tcW w:type="dxa" w:w="3969"/>
           </w:tcPr>
           <w:p>
-            <w:r/>
             <w:r>
-              <w:rPr>
-                <w:sz w:val="19"/>
-              </w:rPr>
-              <w:t>CAS-005, ELE-002, FRE-004, LUB-001</w:t>
+              <w:t>Odoo: CAS-005, ELE-002 (plan: 4)</w:t>
             </w:r>
           </w:p>
         </w:tc>
@@ -929,12 +914,8 @@
             <w:tcW w:type="dxa" w:w="3969"/>
           </w:tcPr>
           <w:p>
-            <w:r/>
             <w:r>
-              <w:rPr>
-                <w:sz w:val="19"/>
-              </w:rPr>
-              <w:t>56 pedidos · Q 19,111.00</w:t>
+              <w:t>56 del plan · Q 19,111.00 con IVA</w:t>
             </w:r>
           </w:p>
         </w:tc>
@@ -1041,12 +1022,8 @@
             <w:tcW w:type="dxa" w:w="3969"/>
           </w:tcPr>
           <w:p>
-            <w:r/>
             <w:r>
-              <w:rPr>
-                <w:sz w:val="19"/>
-              </w:rPr>
-              <w:t>Directo Q 14,679.50 · Sitio Q 4,431.50</w:t>
+              <w:t>Directo Q 14,679.50 · Sitio Q 4,431.50 (con IVA)</w:t>
             </w:r>
           </w:p>
         </w:tc>
